--- a/server/docs/templates/ofertaFiz.docx
+++ b/server/docs/templates/ofertaFiz.docx
@@ -32,7 +32,6 @@
         <w:keepLines w:val="false"/>
         <w:pageBreakBefore w:val="false"/>
         <w:widowControl/>
-        <w:pBdr/>
         <w:shd w:val="clear" w:fill="auto"/>
         <w:spacing w:lineRule="auto" w:line="276" w:before="0" w:after="120"/>
         <w:ind w:left="-566" w:right="0" w:hanging="0"/>
@@ -193,7 +192,45 @@
           <w:shd w:fill="auto" w:val="clear"/>
           <w:vertAlign w:val="baseline"/>
         </w:rPr>
-        <w:t xml:space="preserve">») между владельцем Платформы </w:t>
+        <w:t xml:space="preserve">») между </w:t>
+      </w:r>
+      <w:r>
+        <w:rPr>
+          <w:rFonts w:eastAsia="Arial" w:cs="Arial" w:ascii="Arial" w:hAnsi="Arial"/>
+          <w:i w:val="false"/>
+          <w:caps w:val="false"/>
+          <w:smallCaps w:val="false"/>
+          <w:strike w:val="false"/>
+          <w:dstrike w:val="false"/>
+          <w:color w:val="000000"/>
+          <w:position w:val="0"/>
+          <w:sz w:val="22"/>
+          <w:sz w:val="22"/>
+          <w:szCs w:val="22"/>
+          <w:u w:val="none"/>
+          <w:shd w:fill="auto" w:val="clear"/>
+          <w:vertAlign w:val="baseline"/>
+        </w:rPr>
+        <w:t>и</w:t>
+      </w:r>
+      <w:r>
+        <w:rPr>
+          <w:rFonts w:eastAsia="Arial" w:cs="Arial" w:ascii="Arial" w:hAnsi="Arial"/>
+          <w:i w:val="false"/>
+          <w:caps w:val="false"/>
+          <w:smallCaps w:val="false"/>
+          <w:strike w:val="false"/>
+          <w:dstrike w:val="false"/>
+          <w:color w:val="000000"/>
+          <w:position w:val="0"/>
+          <w:sz w:val="22"/>
+          <w:sz w:val="22"/>
+          <w:szCs w:val="22"/>
+          <w:u w:val="none"/>
+          <w:shd w:fill="auto" w:val="clear"/>
+          <w:vertAlign w:val="baseline"/>
+        </w:rPr>
+        <w:t xml:space="preserve">сполнителем Платформы </w:t>
       </w:r>
       <w:r>
         <w:rPr>
@@ -269,7 +306,6 @@
         <w:keepLines w:val="false"/>
         <w:pageBreakBefore w:val="false"/>
         <w:widowControl/>
-        <w:pBdr/>
         <w:shd w:val="clear" w:fill="auto"/>
         <w:spacing w:lineRule="auto" w:line="276" w:before="0" w:after="120"/>
         <w:ind w:left="-566" w:right="0" w:hanging="0"/>
@@ -343,7 +379,6 @@
         <w:keepLines w:val="false"/>
         <w:pageBreakBefore w:val="false"/>
         <w:widowControl/>
-        <w:pBdr/>
         <w:shd w:val="clear" w:fill="auto"/>
         <w:spacing w:lineRule="auto" w:line="276" w:before="0" w:after="120"/>
         <w:ind w:left="-566" w:right="0" w:hanging="0"/>
@@ -532,7 +567,6 @@
           <w:ilvl w:val="0"/>
           <w:numId w:val="1"/>
         </w:numPr>
-        <w:pBdr/>
         <w:shd w:val="clear" w:fill="auto"/>
         <w:spacing w:lineRule="auto" w:line="276" w:before="0" w:after="0"/>
         <w:ind w:left="-566" w:right="0" w:hanging="0"/>
@@ -587,7 +621,6 @@
           <w:ilvl w:val="1"/>
           <w:numId w:val="1"/>
         </w:numPr>
-        <w:pBdr/>
         <w:shd w:val="clear" w:fill="auto"/>
         <w:spacing w:lineRule="auto" w:line="276" w:before="0" w:after="0"/>
         <w:ind w:left="-566" w:right="0" w:hanging="0"/>
@@ -801,7 +834,6 @@
           <w:ilvl w:val="1"/>
           <w:numId w:val="1"/>
         </w:numPr>
-        <w:pBdr/>
         <w:shd w:val="clear" w:fill="auto"/>
         <w:spacing w:lineRule="auto" w:line="276" w:before="0" w:after="0"/>
         <w:ind w:left="-566" w:right="0" w:hanging="0"/>
@@ -861,7 +893,6 @@
           <w:ilvl w:val="1"/>
           <w:numId w:val="1"/>
         </w:numPr>
-        <w:pBdr/>
         <w:shd w:val="clear" w:fill="auto"/>
         <w:spacing w:lineRule="auto" w:line="276" w:before="0" w:after="0"/>
         <w:ind w:left="-566" w:right="0" w:hanging="0"/>
@@ -909,7 +940,6 @@
         <w:keepLines w:val="false"/>
         <w:pageBreakBefore w:val="false"/>
         <w:widowControl/>
-        <w:pBdr/>
         <w:shd w:val="clear" w:fill="auto"/>
         <w:spacing w:lineRule="auto" w:line="276" w:before="0" w:after="0"/>
         <w:ind w:left="-566" w:right="0" w:hanging="0"/>
@@ -945,7 +975,6 @@
           <w:sz w:val="22"/>
           <w:szCs w:val="22"/>
           <w:u w:val="none"/>
-          <w:shd w:fill="auto" w:val="clear"/>
           <w:vertAlign w:val="baseline"/>
         </w:rPr>
       </w:r>
@@ -961,7 +990,6 @@
           <w:ilvl w:val="0"/>
           <w:numId w:val="1"/>
         </w:numPr>
-        <w:pBdr/>
         <w:shd w:val="clear" w:fill="auto"/>
         <w:spacing w:lineRule="auto" w:line="276" w:before="0" w:after="0"/>
         <w:ind w:left="-566" w:right="0" w:hanging="0"/>
@@ -1016,7 +1044,6 @@
           <w:ilvl w:val="1"/>
           <w:numId w:val="1"/>
         </w:numPr>
-        <w:pBdr/>
         <w:shd w:val="clear" w:fill="auto"/>
         <w:spacing w:lineRule="auto" w:line="276" w:before="0" w:after="0"/>
         <w:ind w:left="-566" w:right="0" w:hanging="0"/>
@@ -1203,7 +1230,6 @@
           <w:ilvl w:val="1"/>
           <w:numId w:val="1"/>
         </w:numPr>
-        <w:pBdr/>
         <w:shd w:val="clear" w:fill="auto"/>
         <w:spacing w:lineRule="auto" w:line="276" w:before="0" w:after="0"/>
         <w:ind w:left="-566" w:right="0" w:hanging="0"/>
@@ -1263,7 +1289,6 @@
           <w:ilvl w:val="1"/>
           <w:numId w:val="1"/>
         </w:numPr>
-        <w:pBdr/>
         <w:shd w:val="clear" w:fill="auto"/>
         <w:spacing w:lineRule="auto" w:line="276" w:before="0" w:after="0"/>
         <w:ind w:left="-566" w:right="0" w:hanging="0"/>
@@ -1342,7 +1367,6 @@
           <w:ilvl w:val="1"/>
           <w:numId w:val="1"/>
         </w:numPr>
-        <w:pBdr/>
         <w:shd w:val="clear" w:fill="auto"/>
         <w:spacing w:lineRule="auto" w:line="276" w:before="0" w:after="0"/>
         <w:ind w:left="-566" w:right="0" w:hanging="0"/>
@@ -1390,7 +1414,6 @@
         <w:keepLines w:val="false"/>
         <w:pageBreakBefore w:val="false"/>
         <w:widowControl/>
-        <w:pBdr/>
         <w:shd w:val="clear" w:fill="auto"/>
         <w:spacing w:lineRule="auto" w:line="276" w:before="0" w:after="0"/>
         <w:ind w:left="-566" w:right="0" w:hanging="0"/>
@@ -1428,7 +1451,6 @@
         <w:keepLines w:val="false"/>
         <w:pageBreakBefore w:val="false"/>
         <w:widowControl/>
-        <w:pBdr/>
         <w:shd w:val="clear" w:fill="auto"/>
         <w:spacing w:lineRule="auto" w:line="276" w:before="0" w:after="0"/>
         <w:ind w:left="-566" w:right="0" w:hanging="0"/>
@@ -1464,7 +1486,6 @@
           <w:sz w:val="22"/>
           <w:szCs w:val="22"/>
           <w:u w:val="none"/>
-          <w:shd w:fill="auto" w:val="clear"/>
           <w:vertAlign w:val="baseline"/>
         </w:rPr>
       </w:r>
@@ -1480,7 +1501,6 @@
           <w:ilvl w:val="0"/>
           <w:numId w:val="1"/>
         </w:numPr>
-        <w:pBdr/>
         <w:shd w:val="clear" w:fill="auto"/>
         <w:spacing w:lineRule="auto" w:line="276" w:before="0" w:after="0"/>
         <w:ind w:left="-566" w:right="0" w:hanging="0"/>
@@ -1535,7 +1555,6 @@
           <w:ilvl w:val="1"/>
           <w:numId w:val="1"/>
         </w:numPr>
-        <w:pBdr/>
         <w:shd w:val="clear" w:fill="auto"/>
         <w:spacing w:lineRule="auto" w:line="276" w:before="0" w:after="0"/>
         <w:ind w:left="-566" w:right="0" w:hanging="0"/>
@@ -1587,7 +1606,6 @@
           <w:ilvl w:val="1"/>
           <w:numId w:val="1"/>
         </w:numPr>
-        <w:pBdr/>
         <w:shd w:val="clear" w:fill="auto"/>
         <w:spacing w:lineRule="auto" w:line="276" w:before="0" w:after="0"/>
         <w:ind w:left="-566" w:right="0" w:hanging="0"/>
@@ -1716,7 +1734,6 @@
         <w:keepLines w:val="false"/>
         <w:pageBreakBefore w:val="false"/>
         <w:widowControl/>
-        <w:pBdr/>
         <w:shd w:val="clear" w:fill="auto"/>
         <w:spacing w:lineRule="auto" w:line="276" w:before="0" w:after="0"/>
         <w:ind w:left="-566" w:right="0" w:hanging="0"/>
@@ -1752,7 +1769,6 @@
           <w:sz w:val="22"/>
           <w:szCs w:val="22"/>
           <w:u w:val="none"/>
-          <w:shd w:fill="auto" w:val="clear"/>
           <w:vertAlign w:val="baseline"/>
         </w:rPr>
       </w:r>
@@ -1768,7 +1784,6 @@
           <w:ilvl w:val="0"/>
           <w:numId w:val="1"/>
         </w:numPr>
-        <w:pBdr/>
         <w:shd w:val="clear" w:fill="auto"/>
         <w:spacing w:lineRule="auto" w:line="276" w:before="0" w:after="0"/>
         <w:ind w:left="-566" w:right="0" w:hanging="0"/>
@@ -1823,7 +1838,6 @@
           <w:ilvl w:val="1"/>
           <w:numId w:val="1"/>
         </w:numPr>
-        <w:pBdr/>
         <w:shd w:val="clear" w:fill="auto"/>
         <w:spacing w:lineRule="auto" w:line="276" w:before="0" w:after="0"/>
         <w:ind w:left="-566" w:right="0" w:hanging="0"/>
@@ -1875,7 +1889,6 @@
           <w:ilvl w:val="1"/>
           <w:numId w:val="1"/>
         </w:numPr>
-        <w:pBdr/>
         <w:shd w:val="clear" w:fill="auto"/>
         <w:spacing w:lineRule="auto" w:line="276" w:before="0" w:after="0"/>
         <w:ind w:left="-566" w:right="0" w:hanging="0"/>
@@ -1923,7 +1936,6 @@
         <w:keepLines w:val="false"/>
         <w:pageBreakBefore w:val="false"/>
         <w:widowControl/>
-        <w:pBdr/>
         <w:shd w:val="clear" w:fill="auto"/>
         <w:spacing w:lineRule="auto" w:line="276" w:before="0" w:after="0"/>
         <w:ind w:left="-566" w:right="0" w:hanging="0"/>
@@ -1959,7 +1971,6 @@
           <w:sz w:val="22"/>
           <w:szCs w:val="22"/>
           <w:u w:val="none"/>
-          <w:shd w:fill="auto" w:val="clear"/>
           <w:vertAlign w:val="baseline"/>
         </w:rPr>
       </w:r>
@@ -1975,7 +1986,6 @@
           <w:ilvl w:val="0"/>
           <w:numId w:val="1"/>
         </w:numPr>
-        <w:pBdr/>
         <w:shd w:val="clear" w:fill="auto"/>
         <w:spacing w:lineRule="auto" w:line="276" w:before="0" w:after="0"/>
         <w:ind w:left="-566" w:right="0" w:hanging="0"/>
@@ -2030,7 +2040,6 @@
           <w:ilvl w:val="1"/>
           <w:numId w:val="1"/>
         </w:numPr>
-        <w:pBdr/>
         <w:shd w:val="clear" w:fill="auto"/>
         <w:spacing w:lineRule="auto" w:line="276" w:before="0" w:after="0"/>
         <w:ind w:left="-566" w:right="0" w:hanging="0"/>
@@ -2082,7 +2091,6 @@
           <w:ilvl w:val="1"/>
           <w:numId w:val="1"/>
         </w:numPr>
-        <w:pBdr/>
         <w:shd w:val="clear" w:fill="auto"/>
         <w:spacing w:lineRule="auto" w:line="276" w:before="0" w:after="0"/>
         <w:ind w:left="-566" w:right="0" w:hanging="0"/>
@@ -2134,7 +2142,6 @@
           <w:ilvl w:val="1"/>
           <w:numId w:val="1"/>
         </w:numPr>
-        <w:pBdr/>
         <w:shd w:val="clear" w:fill="auto"/>
         <w:spacing w:lineRule="auto" w:line="276" w:before="0" w:after="0"/>
         <w:ind w:left="-566" w:right="0" w:hanging="0"/>
@@ -2209,7 +2216,6 @@
         <w:keepLines w:val="false"/>
         <w:pageBreakBefore w:val="false"/>
         <w:widowControl/>
-        <w:pBdr/>
         <w:shd w:val="clear" w:fill="auto"/>
         <w:spacing w:lineRule="auto" w:line="276" w:before="0" w:after="0"/>
         <w:ind w:left="-566" w:right="0" w:hanging="0"/>
@@ -2245,7 +2251,6 @@
           <w:sz w:val="22"/>
           <w:szCs w:val="22"/>
           <w:u w:val="none"/>
-          <w:shd w:fill="auto" w:val="clear"/>
           <w:vertAlign w:val="baseline"/>
         </w:rPr>
       </w:r>
@@ -2261,7 +2266,6 @@
           <w:ilvl w:val="0"/>
           <w:numId w:val="1"/>
         </w:numPr>
-        <w:pBdr/>
         <w:shd w:val="clear" w:fill="auto"/>
         <w:spacing w:lineRule="auto" w:line="276" w:before="0" w:after="0"/>
         <w:ind w:left="-566" w:right="0" w:hanging="0"/>
@@ -2316,7 +2320,6 @@
           <w:ilvl w:val="1"/>
           <w:numId w:val="1"/>
         </w:numPr>
-        <w:pBdr/>
         <w:shd w:val="clear" w:fill="auto"/>
         <w:spacing w:lineRule="auto" w:line="276" w:before="0" w:after="0"/>
         <w:ind w:left="-566" w:right="0" w:hanging="0"/>
@@ -2387,7 +2390,6 @@
           <w:ilvl w:val="1"/>
           <w:numId w:val="1"/>
         </w:numPr>
-        <w:pBdr/>
         <w:shd w:val="clear" w:fill="auto"/>
         <w:spacing w:lineRule="auto" w:line="276" w:before="0" w:after="0"/>
         <w:ind w:left="-566" w:right="0" w:hanging="0"/>
@@ -2439,7 +2441,6 @@
           <w:ilvl w:val="1"/>
           <w:numId w:val="1"/>
         </w:numPr>
-        <w:pBdr/>
         <w:shd w:val="clear" w:fill="auto"/>
         <w:spacing w:lineRule="auto" w:line="276" w:before="0" w:after="0"/>
         <w:ind w:left="-566" w:right="0" w:hanging="0"/>
@@ -2491,7 +2492,6 @@
           <w:ilvl w:val="2"/>
           <w:numId w:val="1"/>
         </w:numPr>
-        <w:pBdr/>
         <w:shd w:val="clear" w:fill="auto"/>
         <w:spacing w:lineRule="auto" w:line="276" w:before="0" w:after="0"/>
         <w:ind w:left="-566" w:right="0" w:hanging="0"/>
@@ -2543,7 +2543,6 @@
           <w:ilvl w:val="2"/>
           <w:numId w:val="1"/>
         </w:numPr>
-        <w:pBdr/>
         <w:shd w:val="clear" w:fill="auto"/>
         <w:spacing w:lineRule="auto" w:line="276" w:before="0" w:after="0"/>
         <w:ind w:left="-566" w:right="0" w:hanging="0"/>
@@ -2595,7 +2594,6 @@
           <w:ilvl w:val="2"/>
           <w:numId w:val="1"/>
         </w:numPr>
-        <w:pBdr/>
         <w:shd w:val="clear" w:fill="auto"/>
         <w:spacing w:lineRule="auto" w:line="276" w:before="0" w:after="0"/>
         <w:ind w:left="-566" w:right="0" w:hanging="0"/>
@@ -2647,7 +2645,6 @@
           <w:ilvl w:val="2"/>
           <w:numId w:val="1"/>
         </w:numPr>
-        <w:pBdr/>
         <w:shd w:val="clear" w:fill="auto"/>
         <w:spacing w:lineRule="auto" w:line="276" w:before="0" w:after="0"/>
         <w:ind w:left="-566" w:right="0" w:hanging="0"/>
@@ -2695,7 +2692,6 @@
         <w:keepLines w:val="false"/>
         <w:pageBreakBefore w:val="false"/>
         <w:widowControl/>
-        <w:pBdr/>
         <w:shd w:val="clear" w:fill="auto"/>
         <w:spacing w:lineRule="auto" w:line="276" w:before="0" w:after="0"/>
         <w:ind w:left="-566" w:right="0" w:hanging="0"/>
@@ -2731,7 +2727,6 @@
           <w:sz w:val="22"/>
           <w:szCs w:val="22"/>
           <w:u w:val="none"/>
-          <w:shd w:fill="auto" w:val="clear"/>
           <w:vertAlign w:val="baseline"/>
         </w:rPr>
       </w:r>
@@ -2747,7 +2742,6 @@
           <w:ilvl w:val="0"/>
           <w:numId w:val="1"/>
         </w:numPr>
-        <w:pBdr/>
         <w:shd w:val="clear" w:fill="auto"/>
         <w:spacing w:lineRule="auto" w:line="276" w:before="0" w:after="0"/>
         <w:ind w:left="-566" w:right="0" w:hanging="0"/>
@@ -2802,7 +2796,6 @@
           <w:ilvl w:val="1"/>
           <w:numId w:val="1"/>
         </w:numPr>
-        <w:pBdr/>
         <w:shd w:val="clear" w:fill="auto"/>
         <w:spacing w:lineRule="auto" w:line="276" w:before="0" w:after="0"/>
         <w:ind w:left="-566" w:right="0" w:hanging="0"/>
@@ -2854,7 +2847,6 @@
           <w:ilvl w:val="2"/>
           <w:numId w:val="1"/>
         </w:numPr>
-        <w:pBdr/>
         <w:shd w:val="clear" w:fill="auto"/>
         <w:spacing w:lineRule="auto" w:line="276" w:before="0" w:after="0"/>
         <w:ind w:left="-566" w:right="0" w:hanging="0"/>
@@ -2906,7 +2898,6 @@
           <w:ilvl w:val="2"/>
           <w:numId w:val="1"/>
         </w:numPr>
-        <w:pBdr/>
         <w:shd w:val="clear" w:fill="auto"/>
         <w:spacing w:lineRule="auto" w:line="276" w:before="0" w:after="0"/>
         <w:ind w:left="-566" w:right="0" w:hanging="0"/>
@@ -2958,7 +2949,6 @@
           <w:ilvl w:val="2"/>
           <w:numId w:val="1"/>
         </w:numPr>
-        <w:pBdr/>
         <w:shd w:val="clear" w:fill="auto"/>
         <w:spacing w:lineRule="auto" w:line="276" w:before="0" w:after="0"/>
         <w:ind w:left="-566" w:right="0" w:hanging="0"/>
@@ -3010,7 +3000,6 @@
           <w:ilvl w:val="3"/>
           <w:numId w:val="1"/>
         </w:numPr>
-        <w:pBdr/>
         <w:shd w:val="clear" w:fill="auto"/>
         <w:spacing w:lineRule="auto" w:line="276" w:before="0" w:after="0"/>
         <w:ind w:left="-566" w:right="0" w:hanging="0"/>
@@ -3062,7 +3051,6 @@
           <w:ilvl w:val="3"/>
           <w:numId w:val="1"/>
         </w:numPr>
-        <w:pBdr/>
         <w:shd w:val="clear" w:fill="auto"/>
         <w:spacing w:lineRule="auto" w:line="276" w:before="0" w:after="0"/>
         <w:ind w:left="-566" w:right="0" w:hanging="0"/>
@@ -3110,7 +3098,6 @@
         <w:keepLines w:val="false"/>
         <w:pageBreakBefore w:val="false"/>
         <w:widowControl/>
-        <w:pBdr/>
         <w:shd w:val="clear" w:fill="auto"/>
         <w:spacing w:lineRule="auto" w:line="276" w:before="0" w:after="0"/>
         <w:ind w:left="-566" w:right="0" w:hanging="0"/>
@@ -3146,7 +3133,6 @@
           <w:sz w:val="22"/>
           <w:szCs w:val="22"/>
           <w:u w:val="none"/>
-          <w:shd w:fill="auto" w:val="clear"/>
           <w:vertAlign w:val="baseline"/>
         </w:rPr>
       </w:r>
@@ -3162,7 +3148,6 @@
           <w:ilvl w:val="0"/>
           <w:numId w:val="1"/>
         </w:numPr>
-        <w:pBdr/>
         <w:shd w:val="clear" w:fill="auto"/>
         <w:spacing w:lineRule="auto" w:line="276" w:before="0" w:after="0"/>
         <w:ind w:left="-566" w:right="0" w:hanging="0"/>
@@ -3217,7 +3202,6 @@
           <w:ilvl w:val="1"/>
           <w:numId w:val="1"/>
         </w:numPr>
-        <w:pBdr/>
         <w:shd w:val="clear" w:fill="auto"/>
         <w:spacing w:lineRule="auto" w:line="276" w:before="0" w:after="0"/>
         <w:ind w:left="-566" w:right="0" w:hanging="0"/>
@@ -3269,7 +3253,6 @@
           <w:ilvl w:val="1"/>
           <w:numId w:val="1"/>
         </w:numPr>
-        <w:pBdr/>
         <w:shd w:val="clear" w:fill="auto"/>
         <w:spacing w:lineRule="auto" w:line="276" w:before="0" w:after="0"/>
         <w:ind w:left="-566" w:right="0" w:hanging="0"/>
@@ -3348,7 +3331,6 @@
           <w:ilvl w:val="1"/>
           <w:numId w:val="1"/>
         </w:numPr>
-        <w:pBdr/>
         <w:shd w:val="clear" w:fill="auto"/>
         <w:spacing w:lineRule="auto" w:line="276" w:before="0" w:after="0"/>
         <w:ind w:left="-566" w:right="0" w:hanging="0"/>
@@ -3450,7 +3432,6 @@
         <w:keepLines w:val="false"/>
         <w:pageBreakBefore w:val="false"/>
         <w:widowControl/>
-        <w:pBdr/>
         <w:shd w:val="clear" w:fill="auto"/>
         <w:spacing w:lineRule="auto" w:line="276" w:before="0" w:after="0"/>
         <w:ind w:left="-566" w:right="0" w:hanging="0"/>
@@ -3486,7 +3467,6 @@
           <w:sz w:val="22"/>
           <w:szCs w:val="22"/>
           <w:u w:val="none"/>
-          <w:shd w:fill="auto" w:val="clear"/>
           <w:vertAlign w:val="baseline"/>
         </w:rPr>
       </w:r>
@@ -3502,7 +3482,6 @@
           <w:ilvl w:val="0"/>
           <w:numId w:val="1"/>
         </w:numPr>
-        <w:pBdr/>
         <w:shd w:val="clear" w:fill="auto"/>
         <w:spacing w:lineRule="auto" w:line="276" w:before="0" w:after="0"/>
         <w:ind w:left="-566" w:right="0" w:hanging="0"/>
@@ -3557,7 +3536,6 @@
           <w:ilvl w:val="1"/>
           <w:numId w:val="1"/>
         </w:numPr>
-        <w:pBdr/>
         <w:shd w:val="clear" w:fill="auto"/>
         <w:spacing w:lineRule="auto" w:line="276" w:before="0" w:after="0"/>
         <w:ind w:left="-566" w:right="0" w:hanging="0"/>
@@ -3609,7 +3587,6 @@
           <w:ilvl w:val="1"/>
           <w:numId w:val="1"/>
         </w:numPr>
-        <w:pBdr/>
         <w:shd w:val="clear" w:fill="auto"/>
         <w:spacing w:lineRule="auto" w:line="276" w:before="0" w:after="0"/>
         <w:ind w:left="-566" w:right="0" w:hanging="0"/>
@@ -3661,7 +3638,6 @@
           <w:ilvl w:val="1"/>
           <w:numId w:val="1"/>
         </w:numPr>
-        <w:pBdr/>
         <w:shd w:val="clear" w:fill="auto"/>
         <w:spacing w:lineRule="auto" w:line="276" w:before="0" w:after="0"/>
         <w:ind w:left="-566" w:right="0" w:hanging="0"/>
@@ -3713,7 +3689,6 @@
           <w:ilvl w:val="1"/>
           <w:numId w:val="1"/>
         </w:numPr>
-        <w:pBdr/>
         <w:shd w:val="clear" w:fill="auto"/>
         <w:spacing w:lineRule="auto" w:line="276" w:before="0" w:after="0"/>
         <w:ind w:left="-566" w:right="0" w:hanging="0"/>
@@ -3761,7 +3736,6 @@
         <w:keepLines w:val="false"/>
         <w:pageBreakBefore w:val="false"/>
         <w:widowControl/>
-        <w:pBdr/>
         <w:shd w:val="clear" w:fill="auto"/>
         <w:spacing w:lineRule="auto" w:line="276" w:before="0" w:after="0"/>
         <w:ind w:left="-566" w:right="0" w:hanging="0"/>
@@ -3797,19 +3771,17 @@
           <w:sz w:val="22"/>
           <w:szCs w:val="22"/>
           <w:u w:val="none"/>
-          <w:shd w:fill="auto" w:val="clear"/>
-          <w:vertAlign w:val="baseline"/>
-        </w:rPr>
-      </w:r>
-    </w:p>
-    <w:p>
-      <w:pPr>
-        <w:pStyle w:val="Normal"/>
-        <w:keepNext w:val="false"/>
-        <w:keepLines w:val="false"/>
-        <w:pageBreakBefore w:val="false"/>
-        <w:widowControl/>
-        <w:pBdr/>
+          <w:vertAlign w:val="baseline"/>
+        </w:rPr>
+      </w:r>
+    </w:p>
+    <w:p>
+      <w:pPr>
+        <w:pStyle w:val="Normal"/>
+        <w:keepNext w:val="false"/>
+        <w:keepLines w:val="false"/>
+        <w:pageBreakBefore w:val="false"/>
+        <w:widowControl/>
         <w:shd w:val="clear" w:fill="auto"/>
         <w:spacing w:lineRule="auto" w:line="276" w:before="0" w:after="0"/>
         <w:ind w:left="-566" w:right="0" w:hanging="0"/>
@@ -3845,7 +3817,6 @@
           <w:sz w:val="22"/>
           <w:szCs w:val="22"/>
           <w:u w:val="none"/>
-          <w:shd w:fill="auto" w:val="clear"/>
           <w:vertAlign w:val="baseline"/>
         </w:rPr>
       </w:r>
@@ -3861,7 +3832,6 @@
           <w:ilvl w:val="0"/>
           <w:numId w:val="1"/>
         </w:numPr>
-        <w:pBdr/>
         <w:shd w:val="clear" w:fill="auto"/>
         <w:spacing w:lineRule="auto" w:line="276" w:before="0" w:after="0"/>
         <w:ind w:left="-566" w:right="0" w:hanging="0"/>
@@ -3916,7 +3886,6 @@
           <w:ilvl w:val="1"/>
           <w:numId w:val="1"/>
         </w:numPr>
-        <w:pBdr/>
         <w:shd w:val="clear" w:fill="auto"/>
         <w:spacing w:lineRule="auto" w:line="276" w:before="0" w:after="0"/>
         <w:ind w:left="-566" w:right="0" w:hanging="0"/>
@@ -3968,7 +3937,6 @@
           <w:ilvl w:val="1"/>
           <w:numId w:val="1"/>
         </w:numPr>
-        <w:pBdr/>
         <w:shd w:val="clear" w:fill="auto"/>
         <w:spacing w:lineRule="auto" w:line="276" w:before="0" w:after="0"/>
         <w:ind w:left="-566" w:right="0" w:hanging="0"/>
@@ -4016,7 +3984,6 @@
         <w:keepLines w:val="false"/>
         <w:pageBreakBefore w:val="false"/>
         <w:widowControl/>
-        <w:pBdr/>
         <w:shd w:val="clear" w:fill="auto"/>
         <w:spacing w:lineRule="auto" w:line="276" w:before="0" w:after="0"/>
         <w:ind w:left="-566" w:right="0" w:hanging="0"/>
@@ -4052,7 +4019,6 @@
           <w:sz w:val="22"/>
           <w:szCs w:val="22"/>
           <w:u w:val="none"/>
-          <w:shd w:fill="auto" w:val="clear"/>
           <w:vertAlign w:val="baseline"/>
         </w:rPr>
       </w:r>
@@ -4068,7 +4034,6 @@
           <w:ilvl w:val="0"/>
           <w:numId w:val="1"/>
         </w:numPr>
-        <w:pBdr/>
         <w:shd w:val="clear" w:fill="auto"/>
         <w:spacing w:lineRule="auto" w:line="276" w:before="0" w:after="0"/>
         <w:ind w:left="-566" w:right="0" w:hanging="0"/>
@@ -4123,7 +4088,6 @@
           <w:ilvl w:val="1"/>
           <w:numId w:val="1"/>
         </w:numPr>
-        <w:pBdr/>
         <w:shd w:val="clear" w:fill="auto"/>
         <w:spacing w:lineRule="auto" w:line="276" w:before="0" w:after="0"/>
         <w:ind w:left="-566" w:right="0" w:hanging="0"/>
@@ -4175,7 +4139,6 @@
           <w:ilvl w:val="1"/>
           <w:numId w:val="1"/>
         </w:numPr>
-        <w:pBdr/>
         <w:shd w:val="clear" w:fill="auto"/>
         <w:spacing w:lineRule="auto" w:line="276" w:before="0" w:after="0"/>
         <w:ind w:left="-566" w:right="0" w:hanging="0"/>
@@ -4227,7 +4190,6 @@
           <w:ilvl w:val="1"/>
           <w:numId w:val="1"/>
         </w:numPr>
-        <w:pBdr/>
         <w:shd w:val="clear" w:fill="auto"/>
         <w:spacing w:lineRule="auto" w:line="276" w:before="0" w:after="0"/>
         <w:ind w:left="-566" w:right="0" w:hanging="0"/>
@@ -4279,7 +4241,6 @@
           <w:ilvl w:val="1"/>
           <w:numId w:val="1"/>
         </w:numPr>
-        <w:pBdr/>
         <w:shd w:val="clear" w:fill="auto"/>
         <w:spacing w:lineRule="auto" w:line="276" w:before="0" w:after="0"/>
         <w:ind w:left="-566" w:right="0" w:hanging="0"/>
@@ -4327,7 +4288,6 @@
         <w:keepLines w:val="false"/>
         <w:pageBreakBefore w:val="false"/>
         <w:widowControl/>
-        <w:pBdr/>
         <w:shd w:val="clear" w:fill="auto"/>
         <w:spacing w:lineRule="auto" w:line="276" w:before="0" w:after="0"/>
         <w:ind w:left="-566" w:right="0" w:hanging="0"/>
@@ -4363,7 +4323,6 @@
           <w:sz w:val="22"/>
           <w:szCs w:val="22"/>
           <w:u w:val="none"/>
-          <w:shd w:fill="auto" w:val="clear"/>
           <w:vertAlign w:val="baseline"/>
         </w:rPr>
       </w:r>
@@ -4379,7 +4338,6 @@
           <w:ilvl w:val="0"/>
           <w:numId w:val="1"/>
         </w:numPr>
-        <w:pBdr/>
         <w:shd w:val="clear" w:fill="auto"/>
         <w:spacing w:lineRule="auto" w:line="276" w:before="0" w:after="0"/>
         <w:ind w:left="-566" w:right="0" w:hanging="0"/>
@@ -4434,7 +4392,6 @@
           <w:ilvl w:val="1"/>
           <w:numId w:val="1"/>
         </w:numPr>
-        <w:pBdr/>
         <w:shd w:val="clear" w:fill="auto"/>
         <w:spacing w:lineRule="auto" w:line="276" w:before="0" w:after="0"/>
         <w:ind w:left="-566" w:right="0" w:hanging="0"/>
@@ -4486,7 +4443,6 @@
           <w:ilvl w:val="1"/>
           <w:numId w:val="1"/>
         </w:numPr>
-        <w:pBdr/>
         <w:shd w:val="clear" w:fill="auto"/>
         <w:spacing w:lineRule="auto" w:line="276" w:before="0" w:after="0"/>
         <w:ind w:left="-566" w:right="0" w:hanging="0"/>
@@ -4538,7 +4494,6 @@
           <w:ilvl w:val="1"/>
           <w:numId w:val="1"/>
         </w:numPr>
-        <w:pBdr/>
         <w:shd w:val="clear" w:fill="auto"/>
         <w:spacing w:lineRule="auto" w:line="276" w:before="0" w:after="0"/>
         <w:ind w:left="-566" w:right="0" w:hanging="0"/>
@@ -4586,7 +4541,6 @@
         <w:keepLines w:val="false"/>
         <w:pageBreakBefore w:val="false"/>
         <w:widowControl/>
-        <w:pBdr/>
         <w:shd w:val="clear" w:fill="auto"/>
         <w:spacing w:lineRule="auto" w:line="276" w:before="0" w:after="160"/>
         <w:ind w:left="-566" w:right="0" w:hanging="0"/>
@@ -4654,8 +4608,8 @@
         <w:tblLook w:val="0600"/>
       </w:tblPr>
       <w:tblGrid>
-        <w:gridCol w:w="2550"/>
-        <w:gridCol w:w="6805"/>
+        <w:gridCol w:w="2548"/>
+        <w:gridCol w:w="6807"/>
       </w:tblGrid>
       <w:tr>
         <w:trPr>
@@ -4663,7 +4617,7 @@
         </w:trPr>
         <w:tc>
           <w:tcPr>
-            <w:tcW w:w="2550" w:type="dxa"/>
+            <w:tcW w:w="2548" w:type="dxa"/>
             <w:tcBorders>
               <w:top w:val="single" w:sz="8" w:space="0" w:color="000000"/>
               <w:left w:val="single" w:sz="8" w:space="0" w:color="000000"/>
@@ -4700,7 +4654,7 @@
         </w:tc>
         <w:tc>
           <w:tcPr>
-            <w:tcW w:w="6805" w:type="dxa"/>
+            <w:tcW w:w="6807" w:type="dxa"/>
             <w:tcBorders>
               <w:top w:val="single" w:sz="8" w:space="0" w:color="000000"/>
               <w:left w:val="single" w:sz="8" w:space="0" w:color="000000"/>
@@ -4739,7 +4693,7 @@
         </w:trPr>
         <w:tc>
           <w:tcPr>
-            <w:tcW w:w="2550" w:type="dxa"/>
+            <w:tcW w:w="2548" w:type="dxa"/>
             <w:tcBorders>
               <w:top w:val="single" w:sz="8" w:space="0" w:color="000000"/>
               <w:left w:val="single" w:sz="8" w:space="0" w:color="000000"/>
@@ -4777,7 +4731,7 @@
         </w:tc>
         <w:tc>
           <w:tcPr>
-            <w:tcW w:w="6805" w:type="dxa"/>
+            <w:tcW w:w="6807" w:type="dxa"/>
             <w:tcBorders>
               <w:top w:val="single" w:sz="8" w:space="0" w:color="000000"/>
               <w:left w:val="single" w:sz="8" w:space="0" w:color="000000"/>
@@ -4816,7 +4770,7 @@
         </w:trPr>
         <w:tc>
           <w:tcPr>
-            <w:tcW w:w="2550" w:type="dxa"/>
+            <w:tcW w:w="2548" w:type="dxa"/>
             <w:tcBorders>
               <w:top w:val="single" w:sz="8" w:space="0" w:color="000000"/>
               <w:left w:val="single" w:sz="8" w:space="0" w:color="000000"/>
@@ -4854,7 +4808,7 @@
         </w:tc>
         <w:tc>
           <w:tcPr>
-            <w:tcW w:w="6805" w:type="dxa"/>
+            <w:tcW w:w="6807" w:type="dxa"/>
             <w:tcBorders>
               <w:top w:val="single" w:sz="8" w:space="0" w:color="000000"/>
               <w:left w:val="single" w:sz="8" w:space="0" w:color="000000"/>
@@ -4893,7 +4847,7 @@
         </w:trPr>
         <w:tc>
           <w:tcPr>
-            <w:tcW w:w="2550" w:type="dxa"/>
+            <w:tcW w:w="2548" w:type="dxa"/>
             <w:tcBorders>
               <w:top w:val="single" w:sz="8" w:space="0" w:color="000000"/>
               <w:left w:val="single" w:sz="8" w:space="0" w:color="000000"/>
@@ -4930,7 +4884,7 @@
         </w:tc>
         <w:tc>
           <w:tcPr>
-            <w:tcW w:w="6805" w:type="dxa"/>
+            <w:tcW w:w="6807" w:type="dxa"/>
             <w:tcBorders>
               <w:top w:val="single" w:sz="8" w:space="0" w:color="000000"/>
               <w:left w:val="single" w:sz="8" w:space="0" w:color="000000"/>
@@ -4968,7 +4922,7 @@
         </w:trPr>
         <w:tc>
           <w:tcPr>
-            <w:tcW w:w="2550" w:type="dxa"/>
+            <w:tcW w:w="2548" w:type="dxa"/>
             <w:tcBorders>
               <w:top w:val="single" w:sz="8" w:space="0" w:color="000000"/>
               <w:left w:val="single" w:sz="8" w:space="0" w:color="000000"/>
@@ -5005,7 +4959,7 @@
         </w:tc>
         <w:tc>
           <w:tcPr>
-            <w:tcW w:w="6805" w:type="dxa"/>
+            <w:tcW w:w="6807" w:type="dxa"/>
             <w:tcBorders>
               <w:top w:val="single" w:sz="8" w:space="0" w:color="000000"/>
               <w:left w:val="single" w:sz="8" w:space="0" w:color="000000"/>
@@ -5043,7 +4997,7 @@
         </w:trPr>
         <w:tc>
           <w:tcPr>
-            <w:tcW w:w="2550" w:type="dxa"/>
+            <w:tcW w:w="2548" w:type="dxa"/>
             <w:tcBorders>
               <w:top w:val="single" w:sz="8" w:space="0" w:color="000000"/>
               <w:left w:val="single" w:sz="8" w:space="0" w:color="000000"/>
@@ -5080,7 +5034,7 @@
         </w:tc>
         <w:tc>
           <w:tcPr>
-            <w:tcW w:w="6805" w:type="dxa"/>
+            <w:tcW w:w="6807" w:type="dxa"/>
             <w:tcBorders>
               <w:top w:val="single" w:sz="8" w:space="0" w:color="000000"/>
               <w:left w:val="single" w:sz="8" w:space="0" w:color="000000"/>
@@ -5118,7 +5072,7 @@
         </w:trPr>
         <w:tc>
           <w:tcPr>
-            <w:tcW w:w="2550" w:type="dxa"/>
+            <w:tcW w:w="2548" w:type="dxa"/>
             <w:tcBorders>
               <w:top w:val="single" w:sz="8" w:space="0" w:color="000000"/>
               <w:left w:val="single" w:sz="8" w:space="0" w:color="000000"/>
@@ -5155,7 +5109,7 @@
         </w:tc>
         <w:tc>
           <w:tcPr>
-            <w:tcW w:w="6805" w:type="dxa"/>
+            <w:tcW w:w="6807" w:type="dxa"/>
             <w:tcBorders>
               <w:top w:val="single" w:sz="8" w:space="0" w:color="000000"/>
               <w:left w:val="single" w:sz="8" w:space="0" w:color="000000"/>
@@ -5193,7 +5147,7 @@
         </w:trPr>
         <w:tc>
           <w:tcPr>
-            <w:tcW w:w="2550" w:type="dxa"/>
+            <w:tcW w:w="2548" w:type="dxa"/>
             <w:tcBorders>
               <w:top w:val="single" w:sz="8" w:space="0" w:color="000000"/>
               <w:left w:val="single" w:sz="8" w:space="0" w:color="000000"/>
@@ -5230,7 +5184,7 @@
         </w:tc>
         <w:tc>
           <w:tcPr>
-            <w:tcW w:w="6805" w:type="dxa"/>
+            <w:tcW w:w="6807" w:type="dxa"/>
             <w:tcBorders>
               <w:top w:val="single" w:sz="8" w:space="0" w:color="000000"/>
               <w:left w:val="single" w:sz="8" w:space="0" w:color="000000"/>
@@ -5268,7 +5222,7 @@
         </w:trPr>
         <w:tc>
           <w:tcPr>
-            <w:tcW w:w="2550" w:type="dxa"/>
+            <w:tcW w:w="2548" w:type="dxa"/>
             <w:tcBorders>
               <w:top w:val="single" w:sz="8" w:space="0" w:color="000000"/>
               <w:left w:val="single" w:sz="8" w:space="0" w:color="000000"/>
@@ -5306,7 +5260,7 @@
         </w:tc>
         <w:tc>
           <w:tcPr>
-            <w:tcW w:w="6805" w:type="dxa"/>
+            <w:tcW w:w="6807" w:type="dxa"/>
             <w:tcBorders>
               <w:top w:val="single" w:sz="8" w:space="0" w:color="000000"/>
               <w:left w:val="single" w:sz="8" w:space="0" w:color="000000"/>
@@ -5631,19 +5585,10 @@
         <w:widowControl w:val="false"/>
         <w:spacing w:lineRule="auto" w:line="240" w:before="312" w:after="0"/>
         <w:ind w:left="1800" w:firstLine="360"/>
-        <w:rPr>
-          <w:rFonts w:ascii="Arial" w:hAnsi="Arial" w:eastAsia="Arial" w:cs="Arial"/>
-          <w:b/>
-          <w:b/>
-          <w:sz w:val="20"/>
-          <w:szCs w:val="20"/>
-        </w:rPr>
-      </w:pPr>
-      <w:r>
-        <w:rPr>
-          <w:sz w:val="24"/>
-          <w:szCs w:val="24"/>
-        </w:rPr>
+        <w:rPr/>
+      </w:pPr>
+      <w:r>
+        <w:rPr/>
       </w:r>
     </w:p>
     <w:sectPr>
@@ -5878,7 +5823,6 @@
     <w:rPrDefault>
       <w:rPr>
         <w:rFonts w:ascii="Aptos" w:hAnsi="Aptos" w:eastAsia="Aptos" w:cs="Aptos"/>
-        <w:sz w:val="24"/>
         <w:szCs w:val="24"/>
         <w:lang w:val="ru-RU" w:eastAsia="zh-CN" w:bidi="hi-IN"/>
       </w:rPr>
@@ -6392,6 +6336,50 @@
       <w:u w:val="single"/>
     </w:rPr>
   </w:style>
+  <w:style w:type="character" w:styleId="ListLabel3">
+    <w:name w:val="ListLabel 3"/>
+    <w:qFormat/>
+    <w:rPr>
+      <w:rFonts w:ascii="Arial" w:hAnsi="Arial" w:eastAsia="Arial" w:cs="Arial"/>
+      <w:color w:val="0000FF"/>
+      <w:sz w:val="22"/>
+      <w:szCs w:val="22"/>
+      <w:u w:val="single"/>
+    </w:rPr>
+  </w:style>
+  <w:style w:type="character" w:styleId="ListLabel4">
+    <w:name w:val="ListLabel 4"/>
+    <w:qFormat/>
+    <w:rPr>
+      <w:rFonts w:ascii="Arial" w:hAnsi="Arial" w:eastAsia="Arial" w:cs="Arial"/>
+      <w:color w:val="1155CC"/>
+      <w:sz w:val="20"/>
+      <w:szCs w:val="20"/>
+      <w:u w:val="single"/>
+    </w:rPr>
+  </w:style>
+  <w:style w:type="character" w:styleId="ListLabel5">
+    <w:name w:val="ListLabel 5"/>
+    <w:qFormat/>
+    <w:rPr>
+      <w:rFonts w:ascii="Arial" w:hAnsi="Arial" w:eastAsia="Arial" w:cs="Arial"/>
+      <w:color w:val="0000FF"/>
+      <w:sz w:val="22"/>
+      <w:szCs w:val="22"/>
+      <w:u w:val="single"/>
+    </w:rPr>
+  </w:style>
+  <w:style w:type="character" w:styleId="ListLabel6">
+    <w:name w:val="ListLabel 6"/>
+    <w:qFormat/>
+    <w:rPr>
+      <w:rFonts w:ascii="Arial" w:hAnsi="Arial" w:eastAsia="Arial" w:cs="Arial"/>
+      <w:color w:val="1155CC"/>
+      <w:sz w:val="20"/>
+      <w:szCs w:val="20"/>
+      <w:u w:val="single"/>
+    </w:rPr>
+  </w:style>
   <w:style w:type="paragraph" w:styleId="Heading">
     <w:name w:val="Heading"/>
     <w:basedOn w:val="Normal"/>
@@ -6450,7 +6438,7 @@
       <w:rFonts w:cs="Arial"/>
     </w:rPr>
   </w:style>
-  <w:style w:type="paragraph" w:styleId="Normal1" w:default="1">
+  <w:style w:type="paragraph" w:styleId="LOnormal" w:default="1">
     <w:name w:val="LO-normal"/>
     <w:qFormat/>
     <w:pPr>
@@ -6490,8 +6478,8 @@
   </w:style>
   <w:style w:type="paragraph" w:styleId="Subtitle">
     <w:name w:val="Subtitle"/>
-    <w:basedOn w:val="Normal1"/>
-    <w:next w:val="Normal1"/>
+    <w:basedOn w:val="LOnormal"/>
+    <w:next w:val="LOnormal"/>
     <w:link w:val="a6"/>
     <w:uiPriority w:val="11"/>
     <w:qFormat/>
